--- a/docs/manuals/09_ETIS_Engineering_Studio_Production_Operations_Runbook.docx
+++ b/docs/manuals/09_ETIS_Engineering_Studio_Production_Operations_Runbook.docx
@@ -20,6 +20,10 @@
         <w:pStyle w:val="Title"/>
       </w:pPr>
       <w:r>
+        <w:rPr>
+          <w:color w:val="000000"/>
+          <w:u w:val="none"/>
+        </w:rPr>
         <w:t>Production Operations Runbook</w:t>
       </w:r>
     </w:p>
@@ -29,6 +33,11 @@
       </w:pPr>
       <w:r>
         <w:t>Incident-oriented procedures for operating, diagnosing, stabilizing, and returning ETIS Engineering Studio production to service</w:t>
+      </w:r>
+    </w:p>
+    <w:p>
+      <w:r>
+        <w:t>v0.18.0 manual edition. Software release candidate; publication follows deployment acceptance.</w:t>
       </w:r>
     </w:p>
     <w:tbl>
@@ -44,6 +53,7 @@
         <w:trPr>
           <w:cantSplit/>
           <w:tblHeader/>
+          <w:tblHeader/>
         </w:trPr>
         <w:tc>
           <w:tcPr>
@@ -57,6 +67,9 @@
             </w:tcMar>
           </w:tcPr>
           <w:p>
+            <w:pPr>
+              <w:keepNext w:val="0"/>
+            </w:pPr>
             <w:r>
               <w:rPr>
                 <w:b/>
@@ -76,6 +89,9 @@
             </w:tcMar>
           </w:tcPr>
           <w:p>
+            <w:pPr>
+              <w:keepNext w:val="0"/>
+            </w:pPr>
             <w:r>
               <w:t>Course owners, ETIS operators, maintainers, and incident responders</w:t>
             </w:r>
@@ -98,6 +114,9 @@
             </w:tcMar>
           </w:tcPr>
           <w:p>
+            <w:pPr>
+              <w:keepNext w:val="0"/>
+            </w:pPr>
             <w:r>
               <w:rPr>
                 <w:b/>
@@ -117,6 +136,9 @@
             </w:tcMar>
           </w:tcPr>
           <w:p>
+            <w:pPr>
+              <w:keepNext w:val="0"/>
+            </w:pPr>
             <w:r>
               <w:t>Provide symptom-to-action runbooks for normal operations and production incidents without bypassing security, evidence, or deployment boundaries.</w:t>
             </w:r>
@@ -139,6 +161,9 @@
             </w:tcMar>
           </w:tcPr>
           <w:p>
+            <w:pPr>
+              <w:keepNext w:val="0"/>
+            </w:pPr>
             <w:r>
               <w:rPr>
                 <w:b/>
@@ -158,6 +183,9 @@
             </w:tcMar>
           </w:tcPr>
           <w:p>
+            <w:pPr>
+              <w:keepNext w:val="0"/>
+            </w:pPr>
             <w:r>
               <w:t>https://simulator.etisframework.org</w:t>
             </w:r>
@@ -180,6 +208,9 @@
             </w:tcMar>
           </w:tcPr>
           <w:p>
+            <w:pPr>
+              <w:keepNext w:val="0"/>
+            </w:pPr>
             <w:r>
               <w:rPr>
                 <w:b/>
@@ -199,6 +230,9 @@
             </w:tcMar>
           </w:tcPr>
           <w:p>
+            <w:pPr>
+              <w:keepNext w:val="0"/>
+            </w:pPr>
             <w:r>
               <w:t>COMP 330/474 Software Engineering • Fall 2026</w:t>
             </w:r>
@@ -221,6 +255,9 @@
             </w:tcMar>
           </w:tcPr>
           <w:p>
+            <w:pPr>
+              <w:keepNext w:val="0"/>
+            </w:pPr>
             <w:r>
               <w:rPr>
                 <w:b/>
@@ -240,8 +277,11 @@
             </w:tcMar>
           </w:tcPr>
           <w:p>
+            <w:pPr>
+              <w:keepNext w:val="0"/>
+            </w:pPr>
             <w:r>
-              <w:t>Semester Start 2026 • August 23, 2026</w:t>
+              <w:t>v0.18.0 • October 2, 2026</w:t>
             </w:r>
           </w:p>
         </w:tc>
@@ -260,6 +300,7 @@
         <w:trPr>
           <w:cantSplit/>
           <w:tblHeader/>
+          <w:tblHeader/>
         </w:trPr>
         <w:tc>
           <w:tcPr>
@@ -273,6 +314,9 @@
             </w:tcMar>
           </w:tcPr>
           <w:p>
+            <w:pPr>
+              <w:keepNext w:val="0"/>
+            </w:pPr>
             <w:r>
               <w:rPr>
                 <w:b/>
@@ -322,6 +366,7 @@
         <w:trPr>
           <w:tblHeader w:val="true"/>
           <w:cantSplit/>
+          <w:tblHeader/>
         </w:trPr>
         <w:tc>
           <w:tcPr>
@@ -335,6 +380,9 @@
             </w:tcMar>
           </w:tcPr>
           <w:p>
+            <w:pPr>
+              <w:keepNext w:val="0"/>
+            </w:pPr>
             <w:r>
               <w:rPr>
                 <w:b/>
@@ -357,6 +405,9 @@
             </w:tcMar>
           </w:tcPr>
           <w:p>
+            <w:pPr>
+              <w:keepNext w:val="0"/>
+            </w:pPr>
             <w:r>
               <w:rPr>
                 <w:b/>
@@ -383,6 +434,9 @@
             </w:tcMar>
           </w:tcPr>
           <w:p>
+            <w:pPr>
+              <w:keepNext w:val="0"/>
+            </w:pPr>
             <w:r>
               <w:t>Executive Overview</w:t>
             </w:r>
@@ -399,6 +453,9 @@
             </w:tcMar>
           </w:tcPr>
           <w:p>
+            <w:pPr>
+              <w:keepNext w:val="0"/>
+            </w:pPr>
             <w:r>
               <w:t>How to use this runbook and the incident discipline</w:t>
             </w:r>
@@ -426,6 +483,7 @@
         <w:trPr>
           <w:tblHeader w:val="true"/>
           <w:cantSplit/>
+          <w:tblHeader/>
         </w:trPr>
         <w:tc>
           <w:tcPr>
@@ -439,6 +497,9 @@
             </w:tcMar>
           </w:tcPr>
           <w:p>
+            <w:pPr>
+              <w:keepNext w:val="0"/>
+            </w:pPr>
             <w:r>
               <w:rPr>
                 <w:b/>
@@ -461,6 +522,9 @@
             </w:tcMar>
           </w:tcPr>
           <w:p>
+            <w:pPr>
+              <w:keepNext w:val="0"/>
+            </w:pPr>
             <w:r>
               <w:rPr>
                 <w:b/>
@@ -487,6 +551,9 @@
             </w:tcMar>
           </w:tcPr>
           <w:p>
+            <w:pPr>
+              <w:keepNext w:val="0"/>
+            </w:pPr>
             <w:r>
               <w:t>1-3</w:t>
             </w:r>
@@ -503,6 +570,9 @@
             </w:tcMar>
           </w:tcPr>
           <w:p>
+            <w:pPr>
+              <w:keepNext w:val="0"/>
+            </w:pPr>
             <w:r>
               <w:t>Operating posture, observability, daily/weekly routines</w:t>
             </w:r>
@@ -530,6 +600,7 @@
         <w:trPr>
           <w:tblHeader w:val="true"/>
           <w:cantSplit/>
+          <w:tblHeader/>
         </w:trPr>
         <w:tc>
           <w:tcPr>
@@ -543,6 +614,9 @@
             </w:tcMar>
           </w:tcPr>
           <w:p>
+            <w:pPr>
+              <w:keepNext w:val="0"/>
+            </w:pPr>
             <w:r>
               <w:rPr>
                 <w:b/>
@@ -565,6 +639,9 @@
             </w:tcMar>
           </w:tcPr>
           <w:p>
+            <w:pPr>
+              <w:keepNext w:val="0"/>
+            </w:pPr>
             <w:r>
               <w:rPr>
                 <w:b/>
@@ -591,6 +668,9 @@
             </w:tcMar>
           </w:tcPr>
           <w:p>
+            <w:pPr>
+              <w:keepNext w:val="0"/>
+            </w:pPr>
             <w:r>
               <w:t>4</w:t>
             </w:r>
@@ -607,6 +687,9 @@
             </w:tcMar>
           </w:tcPr>
           <w:p>
+            <w:pPr>
+              <w:keepNext w:val="0"/>
+            </w:pPr>
             <w:r>
               <w:t>Incident triage and evidence preservation</w:t>
             </w:r>
@@ -634,6 +717,7 @@
         <w:trPr>
           <w:tblHeader w:val="true"/>
           <w:cantSplit/>
+          <w:tblHeader/>
         </w:trPr>
         <w:tc>
           <w:tcPr>
@@ -647,6 +731,9 @@
             </w:tcMar>
           </w:tcPr>
           <w:p>
+            <w:pPr>
+              <w:keepNext w:val="0"/>
+            </w:pPr>
             <w:r>
               <w:rPr>
                 <w:b/>
@@ -669,6 +756,9 @@
             </w:tcMar>
           </w:tcPr>
           <w:p>
+            <w:pPr>
+              <w:keepNext w:val="0"/>
+            </w:pPr>
             <w:r>
               <w:rPr>
                 <w:b/>
@@ -695,6 +785,9 @@
             </w:tcMar>
           </w:tcPr>
           <w:p>
+            <w:pPr>
+              <w:keepNext w:val="0"/>
+            </w:pPr>
             <w:r>
               <w:t>5-13</w:t>
             </w:r>
@@ -711,6 +804,9 @@
             </w:tcMar>
           </w:tcPr>
           <w:p>
+            <w:pPr>
+              <w:keepNext w:val="0"/>
+            </w:pPr>
             <w:r>
               <w:t>Symptom-specific runbooks</w:t>
             </w:r>
@@ -738,6 +834,7 @@
         <w:trPr>
           <w:tblHeader w:val="true"/>
           <w:cantSplit/>
+          <w:tblHeader/>
         </w:trPr>
         <w:tc>
           <w:tcPr>
@@ -751,6 +848,9 @@
             </w:tcMar>
           </w:tcPr>
           <w:p>
+            <w:pPr>
+              <w:keepNext w:val="0"/>
+            </w:pPr>
             <w:r>
               <w:rPr>
                 <w:b/>
@@ -773,6 +873,9 @@
             </w:tcMar>
           </w:tcPr>
           <w:p>
+            <w:pPr>
+              <w:keepNext w:val="0"/>
+            </w:pPr>
             <w:r>
               <w:rPr>
                 <w:b/>
@@ -799,6 +902,9 @@
             </w:tcMar>
           </w:tcPr>
           <w:p>
+            <w:pPr>
+              <w:keepNext w:val="0"/>
+            </w:pPr>
             <w:r>
               <w:t>14</w:t>
             </w:r>
@@ -815,6 +921,9 @@
             </w:tcMar>
           </w:tcPr>
           <w:p>
+            <w:pPr>
+              <w:keepNext w:val="0"/>
+            </w:pPr>
             <w:r>
               <w:t>Return-to-service and post-incident review</w:t>
             </w:r>
@@ -842,6 +951,7 @@
         <w:trPr>
           <w:tblHeader w:val="true"/>
           <w:cantSplit/>
+          <w:tblHeader/>
         </w:trPr>
         <w:tc>
           <w:tcPr>
@@ -855,6 +965,9 @@
             </w:tcMar>
           </w:tcPr>
           <w:p>
+            <w:pPr>
+              <w:keepNext w:val="0"/>
+            </w:pPr>
             <w:r>
               <w:rPr>
                 <w:b/>
@@ -877,6 +990,9 @@
             </w:tcMar>
           </w:tcPr>
           <w:p>
+            <w:pPr>
+              <w:keepNext w:val="0"/>
+            </w:pPr>
             <w:r>
               <w:rPr>
                 <w:b/>
@@ -903,6 +1019,9 @@
             </w:tcMar>
           </w:tcPr>
           <w:p>
+            <w:pPr>
+              <w:keepNext w:val="0"/>
+            </w:pPr>
             <w:r>
               <w:t>Appendices</w:t>
             </w:r>
@@ -919,6 +1038,9 @@
             </w:tcMar>
           </w:tcPr>
           <w:p>
+            <w:pPr>
+              <w:keepNext w:val="0"/>
+            </w:pPr>
             <w:r>
               <w:t>Escalation matrix, command sequence, incident record template</w:t>
             </w:r>
@@ -951,6 +1073,7 @@
     </w:p>
     <w:p>
       <w:pPr>
+        <w:keepNext/>
         <w:jc w:val="center"/>
       </w:pPr>
       <w:r>
@@ -991,10 +1114,15 @@
     <w:p>
       <w:pPr>
         <w:pStyle w:val="ETISCaption"/>
+        <w:keepNext w:val="0"/>
+        <w:keepLines/>
         <w:jc w:val="center"/>
       </w:pPr>
       <w:r>
         <w:t>Figure 1. Production incident triage. Understand the failure boundary before changing production.</w:t>
+      </w:r>
+      <w:r>
+        <w:t xml:space="preserve"> Historical reference figure; current text governs.</w:t>
       </w:r>
     </w:p>
     <w:tbl>
@@ -1009,6 +1137,7 @@
         <w:trPr>
           <w:cantSplit/>
           <w:tblHeader/>
+          <w:tblHeader/>
         </w:trPr>
         <w:tc>
           <w:tcPr>
@@ -1022,6 +1151,9 @@
             </w:tcMar>
           </w:tcPr>
           <w:p>
+            <w:pPr>
+              <w:keepNext w:val="0"/>
+            </w:pPr>
             <w:r>
               <w:rPr>
                 <w:b/>
@@ -1066,6 +1198,7 @@
         <w:trPr>
           <w:tblHeader w:val="true"/>
           <w:cantSplit/>
+          <w:tblHeader/>
         </w:trPr>
         <w:tc>
           <w:tcPr>
@@ -1079,6 +1212,9 @@
             </w:tcMar>
           </w:tcPr>
           <w:p>
+            <w:pPr>
+              <w:keepNext w:val="0"/>
+            </w:pPr>
             <w:r>
               <w:rPr>
                 <w:b/>
@@ -1101,6 +1237,9 @@
             </w:tcMar>
           </w:tcPr>
           <w:p>
+            <w:pPr>
+              <w:keepNext w:val="0"/>
+            </w:pPr>
             <w:r>
               <w:rPr>
                 <w:b/>
@@ -1127,6 +1266,9 @@
             </w:tcMar>
           </w:tcPr>
           <w:p>
+            <w:pPr>
+              <w:keepNext w:val="0"/>
+            </w:pPr>
             <w:r>
               <w:t>Container App</w:t>
             </w:r>
@@ -1143,6 +1285,9 @@
             </w:tcMar>
           </w:tcPr>
           <w:p>
+            <w:pPr>
+              <w:keepNext w:val="0"/>
+            </w:pPr>
             <w:r>
               <w:t>Single revision mode; min/max 1/5; at least one warm running replica during semester</w:t>
             </w:r>
@@ -1164,6 +1309,9 @@
             </w:tcMar>
           </w:tcPr>
           <w:p>
+            <w:pPr>
+              <w:keepNext w:val="0"/>
+            </w:pPr>
             <w:r>
               <w:t>Public service</w:t>
             </w:r>
@@ -1180,6 +1328,9 @@
             </w:tcMar>
           </w:tcPr>
           <w:p>
+            <w:pPr>
+              <w:keepNext w:val="0"/>
+            </w:pPr>
             <w:r>
               <w:t>HTTPS at simulator.etisframework.org</w:t>
             </w:r>
@@ -1201,6 +1352,9 @@
             </w:tcMar>
           </w:tcPr>
           <w:p>
+            <w:pPr>
+              <w:keepNext w:val="0"/>
+            </w:pPr>
             <w:r>
               <w:t>Database</w:t>
             </w:r>
@@ -1217,6 +1371,9 @@
             </w:tcMar>
           </w:tcPr>
           <w:p>
+            <w:pPr>
+              <w:keepNext w:val="0"/>
+            </w:pPr>
             <w:r>
               <w:t>Private PostgreSQL Flexible Server; migrations current</w:t>
             </w:r>
@@ -1238,6 +1395,9 @@
             </w:tcMar>
           </w:tcPr>
           <w:p>
+            <w:pPr>
+              <w:keepNext w:val="0"/>
+            </w:pPr>
             <w:r>
               <w:t>Identity</w:t>
             </w:r>
@@ -1254,6 +1414,9 @@
             </w:tcMar>
           </w:tcPr>
           <w:p>
+            <w:pPr>
+              <w:keepNext w:val="0"/>
+            </w:pPr>
             <w:r>
               <w:t>Loyola Entra authentication plus ETIS course authorization</w:t>
             </w:r>
@@ -1275,6 +1438,9 @@
             </w:tcMar>
           </w:tcPr>
           <w:p>
+            <w:pPr>
+              <w:keepNext w:val="0"/>
+            </w:pPr>
             <w:r>
               <w:t>Repository evidence</w:t>
             </w:r>
@@ -1291,6 +1457,9 @@
             </w:tcMar>
           </w:tcPr>
           <w:p>
+            <w:pPr>
+              <w:keepNext w:val="0"/>
+            </w:pPr>
             <w:r>
               <w:t>GitHub App read-only selected-repository access; GitHub OAuth identity link separate</w:t>
             </w:r>
@@ -1312,6 +1481,9 @@
             </w:tcMar>
           </w:tcPr>
           <w:p>
+            <w:pPr>
+              <w:keepNext w:val="0"/>
+            </w:pPr>
             <w:r>
               <w:t>Deployment</w:t>
             </w:r>
@@ -1328,6 +1500,9 @@
             </w:tcMar>
           </w:tcPr>
           <w:p>
+            <w:pPr>
+              <w:keepNext w:val="0"/>
+            </w:pPr>
             <w:r>
               <w:t>Protected GitHub workflow; no local deploy command</w:t>
             </w:r>
@@ -1349,6 +1524,9 @@
             </w:tcMar>
           </w:tcPr>
           <w:p>
+            <w:pPr>
+              <w:keepNext w:val="0"/>
+            </w:pPr>
             <w:r>
               <w:t>Observability</w:t>
             </w:r>
@@ -1365,6 +1543,9 @@
             </w:tcMar>
           </w:tcPr>
           <w:p>
+            <w:pPr>
+              <w:keepNext w:val="0"/>
+            </w:pPr>
             <w:r>
               <w:t>Application Insights/Log Analytics plus four core Azure Monitor alert rules</w:t>
             </w:r>
@@ -1386,6 +1567,9 @@
             </w:tcMar>
           </w:tcPr>
           <w:p>
+            <w:pPr>
+              <w:keepNext w:val="0"/>
+            </w:pPr>
             <w:r>
               <w:t>Cost</w:t>
             </w:r>
@@ -1402,6 +1586,9 @@
             </w:tcMar>
           </w:tcPr>
           <w:p>
+            <w:pPr>
+              <w:keepNext w:val="0"/>
+            </w:pPr>
             <w:r>
               <w:t>Budget $100/month; 50/80/100% actual-cost alerts; advisory telemetry</w:t>
             </w:r>
@@ -1424,6 +1611,7 @@
     </w:p>
     <w:p>
       <w:pPr>
+        <w:keepNext/>
         <w:jc w:val="center"/>
       </w:pPr>
       <w:r>
@@ -1464,10 +1652,15 @@
     <w:p>
       <w:pPr>
         <w:pStyle w:val="ETISCaption"/>
+        <w:keepNext w:val="0"/>
+        <w:keepLines/>
         <w:jc w:val="center"/>
       </w:pPr>
       <w:r>
         <w:t>Figure 2. Production Azure Monitor alert rules. The accepted baseline covers Container App restarts, HTTP 5xx, PostgreSQL availability, and PostgreSQL storage pressure.</w:t>
+      </w:r>
+      <w:r>
+        <w:t xml:space="preserve"> Historical reference figure; current text governs.</w:t>
       </w:r>
     </w:p>
     <w:tbl>
@@ -1487,6 +1680,7 @@
         <w:trPr>
           <w:tblHeader w:val="true"/>
           <w:cantSplit/>
+          <w:tblHeader/>
         </w:trPr>
         <w:tc>
           <w:tcPr>
@@ -1500,6 +1694,9 @@
             </w:tcMar>
           </w:tcPr>
           <w:p>
+            <w:pPr>
+              <w:keepNext w:val="0"/>
+            </w:pPr>
             <w:r>
               <w:rPr>
                 <w:b/>
@@ -1522,6 +1719,9 @@
             </w:tcMar>
           </w:tcPr>
           <w:p>
+            <w:pPr>
+              <w:keepNext w:val="0"/>
+            </w:pPr>
             <w:r>
               <w:rPr>
                 <w:b/>
@@ -1544,6 +1744,9 @@
             </w:tcMar>
           </w:tcPr>
           <w:p>
+            <w:pPr>
+              <w:keepNext w:val="0"/>
+            </w:pPr>
             <w:r>
               <w:rPr>
                 <w:b/>
@@ -1566,6 +1769,9 @@
             </w:tcMar>
           </w:tcPr>
           <w:p>
+            <w:pPr>
+              <w:keepNext w:val="0"/>
+            </w:pPr>
             <w:r>
               <w:rPr>
                 <w:b/>
@@ -1592,6 +1798,9 @@
             </w:tcMar>
           </w:tcPr>
           <w:p>
+            <w:pPr>
+              <w:keepNext w:val="0"/>
+            </w:pPr>
             <w:r>
               <w:t>Container restart</w:t>
             </w:r>
@@ -1608,6 +1817,9 @@
             </w:tcMar>
           </w:tcPr>
           <w:p>
+            <w:pPr>
+              <w:keepNext w:val="0"/>
+            </w:pPr>
             <w:r>
               <w:t>RestartCount &gt;= 1</w:t>
             </w:r>
@@ -1624,6 +1836,9 @@
             </w:tcMar>
           </w:tcPr>
           <w:p>
+            <w:pPr>
+              <w:keepNext w:val="0"/>
+            </w:pPr>
             <w:r>
               <w:t>Warning</w:t>
             </w:r>
@@ -1640,6 +1855,9 @@
             </w:tcMar>
           </w:tcPr>
           <w:p>
+            <w:pPr>
+              <w:keepNext w:val="0"/>
+            </w:pPr>
             <w:r>
               <w:t>Check `replicas` and `logs`; correlate with deployments and dependency failures.</w:t>
             </w:r>
@@ -1661,6 +1879,9 @@
             </w:tcMar>
           </w:tcPr>
           <w:p>
+            <w:pPr>
+              <w:keepNext w:val="0"/>
+            </w:pPr>
             <w:r>
               <w:t>HTTP 5xx</w:t>
             </w:r>
@@ -1677,6 +1898,9 @@
             </w:tcMar>
           </w:tcPr>
           <w:p>
+            <w:pPr>
+              <w:keepNext w:val="0"/>
+            </w:pPr>
             <w:r>
               <w:t>Requests &gt;= 1</w:t>
             </w:r>
@@ -1693,6 +1917,9 @@
             </w:tcMar>
           </w:tcPr>
           <w:p>
+            <w:pPr>
+              <w:keepNext w:val="0"/>
+            </w:pPr>
             <w:r>
               <w:t>Error</w:t>
             </w:r>
@@ -1709,6 +1936,9 @@
             </w:tcMar>
           </w:tcPr>
           <w:p>
+            <w:pPr>
+              <w:keepNext w:val="0"/>
+            </w:pPr>
             <w:r>
               <w:t>Run `health`, `logs`, and review request timing; determine whether failure is isolated or systemic.</w:t>
             </w:r>
@@ -1730,6 +1960,9 @@
             </w:tcMar>
           </w:tcPr>
           <w:p>
+            <w:pPr>
+              <w:keepNext w:val="0"/>
+            </w:pPr>
             <w:r>
               <w:t>PostgreSQL availability</w:t>
             </w:r>
@@ -1746,6 +1979,9 @@
             </w:tcMar>
           </w:tcPr>
           <w:p>
+            <w:pPr>
+              <w:keepNext w:val="0"/>
+            </w:pPr>
             <w:r>
               <w:t>is_db_alive &lt; 1</w:t>
             </w:r>
@@ -1762,6 +1998,9 @@
             </w:tcMar>
           </w:tcPr>
           <w:p>
+            <w:pPr>
+              <w:keepNext w:val="0"/>
+            </w:pPr>
             <w:r>
               <w:t>Critical</w:t>
             </w:r>
@@ -1778,6 +2017,9 @@
             </w:tcMar>
           </w:tcPr>
           <w:p>
+            <w:pPr>
+              <w:keepNext w:val="0"/>
+            </w:pPr>
             <w:r>
               <w:t>Treat as a database availability incident. Block acceptance and move to recovery/DB diagnostics.</w:t>
             </w:r>
@@ -1799,6 +2041,9 @@
             </w:tcMar>
           </w:tcPr>
           <w:p>
+            <w:pPr>
+              <w:keepNext w:val="0"/>
+            </w:pPr>
             <w:r>
               <w:t>PostgreSQL storage</w:t>
             </w:r>
@@ -1815,6 +2060,9 @@
             </w:tcMar>
           </w:tcPr>
           <w:p>
+            <w:pPr>
+              <w:keepNext w:val="0"/>
+            </w:pPr>
             <w:r>
               <w:t>storage_percent &gt;= 80</w:t>
             </w:r>
@@ -1831,6 +2079,9 @@
             </w:tcMar>
           </w:tcPr>
           <w:p>
+            <w:pPr>
+              <w:keepNext w:val="0"/>
+            </w:pPr>
             <w:r>
               <w:t>Warning</w:t>
             </w:r>
@@ -1847,6 +2098,9 @@
             </w:tcMar>
           </w:tcPr>
           <w:p>
+            <w:pPr>
+              <w:keepNext w:val="0"/>
+            </w:pPr>
             <w:r>
               <w:t>Review growth and capacity before exhaustion. This is a stewardship/reliability signal, not a reason to delete data.</w:t>
             </w:r>
@@ -1887,6 +2141,7 @@
         <w:trPr>
           <w:cantSplit/>
           <w:tblHeader/>
+          <w:tblHeader/>
         </w:trPr>
         <w:tc>
           <w:tcPr>
@@ -1902,6 +2157,7 @@
           <w:p>
             <w:pPr>
               <w:pStyle w:val="ETISCode"/>
+              <w:keepNext w:val="0"/>
               <w:spacing w:after="0"/>
             </w:pPr>
             <w:r>
@@ -1969,6 +2225,7 @@
         <w:trPr>
           <w:cantSplit/>
           <w:tblHeader/>
+          <w:tblHeader/>
         </w:trPr>
         <w:tc>
           <w:tcPr>
@@ -1984,6 +2241,7 @@
           <w:p>
             <w:pPr>
               <w:pStyle w:val="ETISCode"/>
+              <w:keepNext w:val="0"/>
               <w:spacing w:after="0"/>
             </w:pPr>
             <w:r>
@@ -2166,6 +2424,7 @@
         <w:trPr>
           <w:cantSplit/>
           <w:tblHeader/>
+          <w:tblHeader/>
         </w:trPr>
         <w:tc>
           <w:tcPr>
@@ -2179,6 +2438,9 @@
             </w:tcMar>
           </w:tcPr>
           <w:p>
+            <w:pPr>
+              <w:keepNext w:val="0"/>
+            </w:pPr>
             <w:r>
               <w:rPr>
                 <w:b/>
@@ -2220,6 +2482,7 @@
         <w:trPr>
           <w:cantSplit/>
           <w:tblHeader/>
+          <w:tblHeader/>
         </w:trPr>
         <w:tc>
           <w:tcPr>
@@ -2235,6 +2498,7 @@
           <w:p>
             <w:pPr>
               <w:pStyle w:val="ETISCode"/>
+              <w:keepNext w:val="0"/>
               <w:spacing w:after="0"/>
             </w:pPr>
             <w:r>
@@ -2269,6 +2533,7 @@
     </w:p>
     <w:p>
       <w:pPr>
+        <w:keepNext/>
         <w:jc w:val="center"/>
       </w:pPr>
       <w:r>
@@ -2309,10 +2574,15 @@
     <w:p>
       <w:pPr>
         <w:pStyle w:val="ETISCaption"/>
+        <w:keepNext w:val="0"/>
+        <w:keepLines/>
         <w:jc w:val="center"/>
       </w:pPr>
       <w:r>
         <w:t>Figure 3. `/health` answers whether the process is alive; `/ready` answers whether the service is ready to perform production work.</w:t>
+      </w:r>
+      <w:r>
+        <w:t xml:space="preserve"> Historical reference figure; current text governs.</w:t>
       </w:r>
     </w:p>
     <w:p>
@@ -2606,6 +2876,7 @@
         <w:trPr>
           <w:cantSplit/>
           <w:tblHeader/>
+          <w:tblHeader/>
         </w:trPr>
         <w:tc>
           <w:tcPr>
@@ -2621,6 +2892,7 @@
           <w:p>
             <w:pPr>
               <w:pStyle w:val="ETISCode"/>
+              <w:keepNext w:val="0"/>
               <w:spacing w:after="0"/>
             </w:pPr>
             <w:r>
@@ -2736,6 +3008,7 @@
         <w:trPr>
           <w:cantSplit/>
           <w:tblHeader/>
+          <w:tblHeader/>
         </w:trPr>
         <w:tc>
           <w:tcPr>
@@ -2751,6 +3024,7 @@
           <w:p>
             <w:pPr>
               <w:pStyle w:val="ETISCode"/>
+              <w:keepNext w:val="0"/>
               <w:spacing w:after="0"/>
             </w:pPr>
             <w:r>
@@ -3008,6 +3282,7 @@
         <w:trPr>
           <w:cantSplit/>
           <w:tblHeader/>
+          <w:tblHeader/>
         </w:trPr>
         <w:tc>
           <w:tcPr>
@@ -3023,6 +3298,7 @@
           <w:p>
             <w:pPr>
               <w:pStyle w:val="ETISCode"/>
+              <w:keepNext w:val="0"/>
               <w:spacing w:after="0"/>
             </w:pPr>
             <w:r>
@@ -3119,6 +3395,7 @@
     </w:p>
     <w:p>
       <w:pPr>
+        <w:keepNext/>
         <w:jc w:val="center"/>
       </w:pPr>
       <w:r>
@@ -3159,10 +3436,15 @@
     <w:p>
       <w:pPr>
         <w:pStyle w:val="ETISCaption"/>
+        <w:keepNext w:val="0"/>
+        <w:keepLines/>
         <w:jc w:val="center"/>
       </w:pPr>
       <w:r>
         <w:t>Figure 4. Production budget detail. The budget resets monthly at $100 with actual-cost alerts at 50%, 80%, and 100%.</w:t>
+      </w:r>
+      <w:r>
+        <w:t xml:space="preserve"> Historical reference figure; current text governs.</w:t>
       </w:r>
     </w:p>
     <w:tbl>
@@ -3176,6 +3458,7 @@
       <w:tr>
         <w:trPr>
           <w:cantSplit/>
+          <w:tblHeader/>
           <w:tblHeader/>
         </w:trPr>
         <w:tc>
@@ -3192,6 +3475,7 @@
           <w:p>
             <w:pPr>
               <w:pStyle w:val="ETISCode"/>
+              <w:keepNext w:val="0"/>
               <w:spacing w:after="0"/>
             </w:pPr>
             <w:r>
@@ -3289,6 +3573,39 @@
     </w:p>
     <w:p>
       <w:pPr>
+        <w:pStyle w:val="Heading2"/>
+      </w:pPr>
+      <w:r>
+        <w:t>Review and evidence regression triage</w:t>
+      </w:r>
+    </w:p>
+    <w:p>
+      <w:r>
+        <w:t>The Review Room is the conversation home. Engineering Evidence is the saved source notebook. Same-snapshot and newer-saved-snapshot notices explain their relationship; browsing newer saved evidence never changes an active review’s frozen baseline.</w:t>
+      </w:r>
+    </w:p>
+    <w:p>
+      <w:r>
+        <w:t>Only authoritative corrected or resolved findings are closed. Confirmed, evidence disputed, accepted risk and deferred findings remain open. Inspecting, searching, recommending and completing a review do not close a finding; work after the snapshot cannot close it on that earlier snapshot.</w:t>
+      </w:r>
+    </w:p>
+    <w:p>
+      <w:r>
+        <w:t>Button-triggered instructions are recorded as review actions, not as words the student wrote. Unsent drafts are preserved and remain private. Optional review context and other concerns stay secondary to the current concern and conversation.</w:t>
+      </w:r>
+    </w:p>
+    <w:p>
+      <w:r>
+        <w:t>For a wrong finding, inspect frozen provenance, evidence shape and explicit lifecycle state before attempting recovery. For a stale review, compare its snapshot to saved Evidence; do not rewrite historical evidence to match a newer commit. For a button-authorship or draft failure, preserve persisted action metadata and report the observed UI defect without logging draft content.</w:t>
+      </w:r>
+    </w:p>
+    <w:p>
+      <w:r>
+        <w:t>In Help, artifact, challenge and exit dialogs, Tab and Shift+Tab stay within the dialog, Escape dismisses through the existing close action, and focus returns to a usable opener. Escape does not finish a review. Closing a pending challenge does not cancel its submitted request.</w:t>
+      </w:r>
+    </w:p>
+    <w:p>
+      <w:pPr>
         <w:pStyle w:val="Heading1"/>
       </w:pPr>
       <w:r>
@@ -3297,6 +3614,7 @@
     </w:p>
     <w:p>
       <w:pPr>
+        <w:keepNext/>
         <w:jc w:val="center"/>
       </w:pPr>
       <w:r>
@@ -3337,10 +3655,15 @@
     <w:p>
       <w:pPr>
         <w:pStyle w:val="ETISCaption"/>
+        <w:keepNext w:val="0"/>
+        <w:keepLines/>
         <w:jc w:val="center"/>
       </w:pPr>
       <w:r>
         <w:t>Figure 5. Technical recovery is not the end of an incident. Return to service requires full acceptance plus a human spot-check of the affected path.</w:t>
+      </w:r>
+      <w:r>
+        <w:t xml:space="preserve"> Historical reference figure; current text governs.</w:t>
       </w:r>
     </w:p>
     <w:p>
@@ -3420,6 +3743,29 @@
     </w:p>
     <w:p>
       <w:pPr>
+        <w:pStyle w:val="Heading2"/>
+      </w:pPr>
+      <w:r>
+        <w:t>Release-specific return-to-service checks</w:t>
+      </w:r>
+    </w:p>
+    <w:p>
+      <w:r>
+        <w:t>The v0.18.0 source version is defined in apps/api/app/version.py. FastAPI/OpenAPI and /health use that value. Source version, merged Git SHA, immutable image/revision, deployment success and production acceptance are separate evidence. The August GO records and v0.17 analytical history keep their original dates and versions.</w:t>
+      </w:r>
+    </w:p>
+    <w:p>
+      <w:r>
+        <w:t>Production defaults remain legacy reasoning and legacy planning. Shadow validator/planner/selector/realizer evaluation remains internal and does not replace student-visible authority. This release introduces no PR5 authority transfer, database migration or course-model change.</w:t>
+      </w:r>
+    </w:p>
+    <w:p>
+      <w:r>
+        <w:t>Check exact merged SHA/image/revision and live version/modes in addition to operator acceptance. Recheck the affected student and authorized staff path; persisted action labels must retain correct authorship, private drafts stay unavailable to staff, and completed history remains read-only.</w:t>
+      </w:r>
+    </w:p>
+    <w:p>
+      <w:pPr>
         <w:pStyle w:val="Heading1"/>
       </w:pPr>
       <w:r>
@@ -3441,6 +3787,7 @@
         <w:trPr>
           <w:tblHeader w:val="true"/>
           <w:cantSplit/>
+          <w:tblHeader/>
         </w:trPr>
         <w:tc>
           <w:tcPr>
@@ -3454,6 +3801,9 @@
             </w:tcMar>
           </w:tcPr>
           <w:p>
+            <w:pPr>
+              <w:keepNext w:val="0"/>
+            </w:pPr>
             <w:r>
               <w:rPr>
                 <w:b/>
@@ -3476,6 +3826,9 @@
             </w:tcMar>
           </w:tcPr>
           <w:p>
+            <w:pPr>
+              <w:keepNext w:val="0"/>
+            </w:pPr>
             <w:r>
               <w:rPr>
                 <w:b/>
@@ -3502,6 +3855,9 @@
             </w:tcMar>
           </w:tcPr>
           <w:p>
+            <w:pPr>
+              <w:keepNext w:val="0"/>
+            </w:pPr>
             <w:r>
               <w:t>What happened?</w:t>
             </w:r>
@@ -3518,6 +3874,9 @@
             </w:tcMar>
           </w:tcPr>
           <w:p>
+            <w:pPr>
+              <w:keepNext w:val="0"/>
+            </w:pPr>
             <w:r>
               <w:t>User-visible symptom and technical failure boundary.</w:t>
             </w:r>
@@ -3539,6 +3898,9 @@
             </w:tcMar>
           </w:tcPr>
           <w:p>
+            <w:pPr>
+              <w:keepNext w:val="0"/>
+            </w:pPr>
             <w:r>
               <w:t>Why did it happen?</w:t>
             </w:r>
@@ -3555,6 +3917,9 @@
             </w:tcMar>
           </w:tcPr>
           <w:p>
+            <w:pPr>
+              <w:keepNext w:val="0"/>
+            </w:pPr>
             <w:r>
               <w:t>Trigger/root cause, not merely the first error observed.</w:t>
             </w:r>
@@ -3576,6 +3941,9 @@
             </w:tcMar>
           </w:tcPr>
           <w:p>
+            <w:pPr>
+              <w:keepNext w:val="0"/>
+            </w:pPr>
             <w:r>
               <w:t>What limited impact?</w:t>
             </w:r>
@@ -3592,6 +3960,9 @@
             </w:tcMar>
           </w:tcPr>
           <w:p>
+            <w:pPr>
+              <w:keepNext w:val="0"/>
+            </w:pPr>
             <w:r>
               <w:t>Fail-closed behavior, alerts, replica baseline, rollback, etc.</w:t>
             </w:r>
@@ -3613,6 +3984,9 @@
             </w:tcMar>
           </w:tcPr>
           <w:p>
+            <w:pPr>
+              <w:keepNext w:val="0"/>
+            </w:pPr>
             <w:r>
               <w:t>What changed?</w:t>
             </w:r>
@@ -3629,6 +4003,9 @@
             </w:tcMar>
           </w:tcPr>
           <w:p>
+            <w:pPr>
+              <w:keepNext w:val="0"/>
+            </w:pPr>
             <w:r>
               <w:t>Commit, configuration, secret rotation, recovery action.</w:t>
             </w:r>
@@ -3650,6 +4027,9 @@
             </w:tcMar>
           </w:tcPr>
           <w:p>
+            <w:pPr>
+              <w:keepNext w:val="0"/>
+            </w:pPr>
             <w:r>
               <w:t>How was service validated?</w:t>
             </w:r>
@@ -3666,6 +4046,9 @@
             </w:tcMar>
           </w:tcPr>
           <w:p>
+            <w:pPr>
+              <w:keepNext w:val="0"/>
+            </w:pPr>
             <w:r>
               <w:t>Acceptance output plus human path validation.</w:t>
             </w:r>
@@ -3687,6 +4070,9 @@
             </w:tcMar>
           </w:tcPr>
           <w:p>
+            <w:pPr>
+              <w:keepNext w:val="0"/>
+            </w:pPr>
             <w:r>
               <w:t>What follow-up is justified?</w:t>
             </w:r>
@@ -3703,6 +4089,9 @@
             </w:tcMar>
           </w:tcPr>
           <w:p>
+            <w:pPr>
+              <w:keepNext w:val="0"/>
+            </w:pPr>
             <w:r>
               <w:t>Specific preventive change, test, alert, documentation, or no action if healthy.</w:t>
             </w:r>
@@ -3735,6 +4124,7 @@
         <w:trPr>
           <w:cantSplit/>
           <w:tblHeader/>
+          <w:tblHeader/>
         </w:trPr>
         <w:tc>
           <w:tcPr>
@@ -3750,6 +4140,7 @@
           <w:p>
             <w:pPr>
               <w:pStyle w:val="ETISCode"/>
+              <w:keepNext w:val="0"/>
               <w:spacing w:after="0"/>
             </w:pPr>
             <w:r>
@@ -3823,6 +4214,7 @@
         <w:trPr>
           <w:tblHeader w:val="true"/>
           <w:cantSplit/>
+          <w:tblHeader/>
         </w:trPr>
         <w:tc>
           <w:tcPr>
@@ -3836,6 +4228,9 @@
             </w:tcMar>
           </w:tcPr>
           <w:p>
+            <w:pPr>
+              <w:keepNext w:val="0"/>
+            </w:pPr>
             <w:r>
               <w:rPr>
                 <w:b/>
@@ -3858,6 +4253,9 @@
             </w:tcMar>
           </w:tcPr>
           <w:p>
+            <w:pPr>
+              <w:keepNext w:val="0"/>
+            </w:pPr>
             <w:r>
               <w:rPr>
                 <w:b/>
@@ -3884,6 +4282,9 @@
             </w:tcMar>
           </w:tcPr>
           <w:p>
+            <w:pPr>
+              <w:keepNext w:val="0"/>
+            </w:pPr>
             <w:r>
               <w:t>Start/end time</w:t>
             </w:r>
@@ -3900,6 +4301,9 @@
             </w:tcMar>
           </w:tcPr>
           <w:p>
+            <w:pPr>
+              <w:keepNext w:val="0"/>
+            </w:pPr>
             <w:r/>
           </w:p>
         </w:tc>
@@ -3919,6 +4323,9 @@
             </w:tcMar>
           </w:tcPr>
           <w:p>
+            <w:pPr>
+              <w:keepNext w:val="0"/>
+            </w:pPr>
             <w:r>
               <w:t>Reporter / affected users</w:t>
             </w:r>
@@ -3935,6 +4342,9 @@
             </w:tcMar>
           </w:tcPr>
           <w:p>
+            <w:pPr>
+              <w:keepNext w:val="0"/>
+            </w:pPr>
             <w:r/>
           </w:p>
         </w:tc>
@@ -3954,6 +4364,9 @@
             </w:tcMar>
           </w:tcPr>
           <w:p>
+            <w:pPr>
+              <w:keepNext w:val="0"/>
+            </w:pPr>
             <w:r>
               <w:t>Affected section/team</w:t>
             </w:r>
@@ -3970,6 +4383,9 @@
             </w:tcMar>
           </w:tcPr>
           <w:p>
+            <w:pPr>
+              <w:keepNext w:val="0"/>
+            </w:pPr>
             <w:r/>
           </w:p>
         </w:tc>
@@ -3989,6 +4405,9 @@
             </w:tcMar>
           </w:tcPr>
           <w:p>
+            <w:pPr>
+              <w:keepNext w:val="0"/>
+            </w:pPr>
             <w:r>
               <w:t>Symptom/action</w:t>
             </w:r>
@@ -4005,6 +4424,9 @@
             </w:tcMar>
           </w:tcPr>
           <w:p>
+            <w:pPr>
+              <w:keepNext w:val="0"/>
+            </w:pPr>
             <w:r/>
           </w:p>
         </w:tc>
@@ -4024,6 +4446,9 @@
             </w:tcMar>
           </w:tcPr>
           <w:p>
+            <w:pPr>
+              <w:keepNext w:val="0"/>
+            </w:pPr>
             <w:r>
               <w:t>Current revision</w:t>
             </w:r>
@@ -4040,6 +4465,9 @@
             </w:tcMar>
           </w:tcPr>
           <w:p>
+            <w:pPr>
+              <w:keepNext w:val="0"/>
+            </w:pPr>
             <w:r/>
           </w:p>
         </w:tc>
@@ -4059,6 +4487,9 @@
             </w:tcMar>
           </w:tcPr>
           <w:p>
+            <w:pPr>
+              <w:keepNext w:val="0"/>
+            </w:pPr>
             <w:r>
               <w:t>Status/health results</w:t>
             </w:r>
@@ -4075,6 +4506,9 @@
             </w:tcMar>
           </w:tcPr>
           <w:p>
+            <w:pPr>
+              <w:keepNext w:val="0"/>
+            </w:pPr>
             <w:r/>
           </w:p>
         </w:tc>
@@ -4094,6 +4528,9 @@
             </w:tcMar>
           </w:tcPr>
           <w:p>
+            <w:pPr>
+              <w:keepNext w:val="0"/>
+            </w:pPr>
             <w:r>
               <w:t>Relevant log window</w:t>
             </w:r>
@@ -4110,6 +4547,9 @@
             </w:tcMar>
           </w:tcPr>
           <w:p>
+            <w:pPr>
+              <w:keepNext w:val="0"/>
+            </w:pPr>
             <w:r/>
           </w:p>
         </w:tc>
@@ -4129,6 +4569,9 @@
             </w:tcMar>
           </w:tcPr>
           <w:p>
+            <w:pPr>
+              <w:keepNext w:val="0"/>
+            </w:pPr>
             <w:r>
               <w:t>Root cause</w:t>
             </w:r>
@@ -4145,6 +4588,9 @@
             </w:tcMar>
           </w:tcPr>
           <w:p>
+            <w:pPr>
+              <w:keepNext w:val="0"/>
+            </w:pPr>
             <w:r/>
           </w:p>
         </w:tc>
@@ -4164,6 +4610,9 @@
             </w:tcMar>
           </w:tcPr>
           <w:p>
+            <w:pPr>
+              <w:keepNext w:val="0"/>
+            </w:pPr>
             <w:r>
               <w:t>Recovery action</w:t>
             </w:r>
@@ -4180,6 +4629,9 @@
             </w:tcMar>
           </w:tcPr>
           <w:p>
+            <w:pPr>
+              <w:keepNext w:val="0"/>
+            </w:pPr>
             <w:r/>
           </w:p>
         </w:tc>
@@ -4199,6 +4651,9 @@
             </w:tcMar>
           </w:tcPr>
           <w:p>
+            <w:pPr>
+              <w:keepNext w:val="0"/>
+            </w:pPr>
             <w:r>
               <w:t>Acceptance result</w:t>
             </w:r>
@@ -4215,6 +4670,9 @@
             </w:tcMar>
           </w:tcPr>
           <w:p>
+            <w:pPr>
+              <w:keepNext w:val="0"/>
+            </w:pPr>
             <w:r/>
           </w:p>
         </w:tc>
@@ -4234,6 +4692,9 @@
             </w:tcMar>
           </w:tcPr>
           <w:p>
+            <w:pPr>
+              <w:keepNext w:val="0"/>
+            </w:pPr>
             <w:r>
               <w:t>Follow-up owner/date</w:t>
             </w:r>
@@ -4250,6 +4711,9 @@
             </w:tcMar>
           </w:tcPr>
           <w:p>
+            <w:pPr>
+              <w:keepNext w:val="0"/>
+            </w:pPr>
             <w:r/>
           </w:p>
         </w:tc>
@@ -4264,7 +4728,7 @@
       <w:headerReference w:type="default" r:id="rId9"/>
       <w:footerReference w:type="default" r:id="rId10"/>
       <w:pgSz w:w="12240" w:h="15840"/>
-      <w:pgMar w:top="979" w:right="1037" w:bottom="893" w:left="1037" w:header="720" w:footer="720" w:gutter="0"/>
+      <w:pgMar w:top="1512" w:right="1037" w:bottom="1080" w:left="1037" w:header="720" w:footer="504" w:gutter="0"/>
       <w:cols w:space="720"/>
       <w:docGrid w:linePitch="360"/>
     </w:sectPr>
@@ -5070,16 +5534,13 @@
     <w:qFormat/>
     <w:rsid w:val="00FC693F"/>
     <w:pPr>
-      <w:pBdr>
-        <w:bottom w:val="single" w:sz="8" w:space="4" w:color="4F81BD" w:themeColor="accent1"/>
-      </w:pBdr>
       <w:spacing w:after="70" w:line="240" w:lineRule="auto" w:before="100"/>
       <w:contextualSpacing/>
     </w:pPr>
     <w:rPr>
       <w:rFonts w:asciiTheme="majorHAnsi" w:eastAsiaTheme="majorEastAsia" w:hAnsiTheme="majorHAnsi" w:cstheme="majorBidi" w:ascii="Arial" w:hAnsi="Arial"/>
       <w:b/>
-      <w:color w:val="0B1722"/>
+      <w:color w:val="000000"/>
       <w:spacing w:val="5"/>
       <w:kern w:val="28"/>
       <w:sz w:val="54"/>

--- a/docs/manuals/09_ETIS_Engineering_Studio_Production_Operations_Runbook.docx
+++ b/docs/manuals/09_ETIS_Engineering_Studio_Production_Operations_Runbook.docx
@@ -3756,7 +3756,7 @@
     </w:p>
     <w:p>
       <w:r>
-        <w:t>Production defaults remain legacy reasoning and legacy planning. Shadow validator/planner/selector/realizer evaluation remains internal and does not replace student-visible authority. This release introduces no PR5 authority transfer, database migration or course-model change.</w:t>
+        <w:t>Accepted production uses shadow/shadow evaluation with legacy student-visible authority. Shadow validator/planner/selector/realizer evaluation remains internal and does not replace student-visible authority. This release introduces no PR5 authority transfer, database migration or course-model change.</w:t>
       </w:r>
     </w:p>
     <w:p>

--- a/docs/manuals/09_ETIS_Engineering_Studio_Production_Operations_Runbook.docx
+++ b/docs/manuals/09_ETIS_Engineering_Studio_Production_Operations_Runbook.docx
@@ -37,7 +37,7 @@
     </w:p>
     <w:p>
       <w:r>
-        <w:t>v0.18.0 manual edition. Software release candidate; publication follows deployment acceptance.</w:t>
+        <w:t>v0.18.0 release manual edition. Production acceptance has separate source and deployment provenance.</w:t>
       </w:r>
     </w:p>
     <w:tbl>

--- a/docs/manuals/09_ETIS_Engineering_Studio_Production_Operations_Runbook.docx
+++ b/docs/manuals/09_ETIS_Engineering_Studio_Production_Operations_Runbook.docx
@@ -37,7 +37,7 @@
     </w:p>
     <w:p>
       <w:r>
-        <w:t>v0.18.0 release manual edition. Production acceptance has separate source and deployment provenance.</w:t>
+        <w:t>v0.18.1 candidate manual edition. Local UI validation only; production remains accepted v0.18.0 until protected deployment and human acceptance.</w:t>
       </w:r>
     </w:p>
     <w:tbl>
@@ -4724,6 +4724,71 @@
         <w:spacing w:after="20"/>
       </w:pPr>
     </w:p>
+    <w:p>
+      <w:r>
+        <w:br w:type="page"/>
+      </w:r>
+    </w:p>
+    <w:p>
+      <w:pPr>
+        <w:pStyle w:val="Heading1"/>
+      </w:pPr>
+      <w:r>
+        <w:t>v0.18.1 candidate production acceptance delta</w:t>
+      </w:r>
+    </w:p>
+    <w:p>
+      <w:pPr>
+        <w:pStyle w:val="Heading2"/>
+      </w:pPr>
+      <w:r>
+        <w:t>Go/no-go</w:t>
+      </w:r>
+    </w:p>
+    <w:p>
+      <w:r>
+        <w:t>Do not declare GO from candidate test logs or local simulator. Require protected PR, green CI, explicit shadow/shadow deployment, matching merged SHA, migration/readiness checks and an authorized student smoke test.</w:t>
+      </w:r>
+    </w:p>
+    <w:p>
+      <w:pPr>
+        <w:pStyle w:val="Heading2"/>
+      </w:pPr>
+      <w:r>
+        <w:t>Student smoke</w:t>
+      </w:r>
+    </w:p>
+    <w:p>
+      <w:r>
+        <w:t>Verify a selected open Board Review, both room navigation directions, unsent reply recovery, accurate matching/mismatching snapshot labels, return to original frozen evidence, historical review selection, a finished read-only review and starting another review without deleting earlier sessions.</w:t>
+      </w:r>
+    </w:p>
+    <w:p>
+      <w:pPr>
+        <w:pStyle w:val="Heading2"/>
+      </w:pPr>
+      <w:r>
+        <w:t>Security and operating boundary</w:t>
+      </w:r>
+    </w:p>
+    <w:p>
+      <w:r>
+        <w:t>No analytics authority or grade behavior changes. No production simulator route, credentials, sensitive evidence in support reports or undocumented retention changes.</w:t>
+      </w:r>
+    </w:p>
+    <w:p>
+      <w:pPr>
+        <w:pStyle w:val="Heading2"/>
+      </w:pPr>
+      <w:r>
+        <w:t>Rollback</w:t>
+      </w:r>
+    </w:p>
+    <w:p>
+      <w:r>
+        <w:t>If the UI release fails human acceptance, follow the existing rollback policy using the last approved Azure revision. Do not rewrite frozen historical evidence or change production reasoning/planning modes.</w:t>
+      </w:r>
+    </w:p>
     <w:sectPr>
       <w:headerReference w:type="default" r:id="rId9"/>
       <w:footerReference w:type="default" r:id="rId10"/>
